--- a/courseware/LG-Certified Lean Six Sigma Black Belt (CLSSBB) Training.docx
+++ b/courseware/LG-Certified Lean Six Sigma Black Belt (CLSSBB) Training.docx
@@ -179,7 +179,7 @@
           <w:color w:val="1F6FEB"/>
           <w:sz w:val="24"/>
         </w:rPr>
-        <w:t>Version 2</w:t>
+        <w:t>Version 3</w:t>
       </w:r>
     </w:p>
     <w:p>
@@ -366,7 +366,7 @@
               <w:rPr>
                 <w:sz w:val="19"/>
               </w:rPr>
-              <w:t>19 July 2026</w:t>
+              <w:t>20 July 2026</w:t>
             </w:r>
           </w:p>
         </w:tc>
@@ -380,7 +380,65 @@
               <w:rPr>
                 <w:sz w:val="19"/>
               </w:rPr>
-              <w:t>Major revision: rebuilt as a 5-day Black Belt progression from the Green Belt (CLSSGB, TGS-2025055775). DMAIC is recapped IN DEPTH and then extended with Black-Belt-only content: attribute MSA and Kappa analysis, nested and destructive gauge studies, non-normal capability and Cpk versus Ppk, multiple regression with model diagnostics and VIF, ANOVA with interaction effects, non-parametric tests, multi-vari studies, full and fractional factorial Design of Experiments with confounding and resolution, response surface methodology, Taguchi robust design, CUSUM, EWMA, short-run and multivariate SPC, change leadership and resistance management, financial benefits validation, and mentoring Green Belts. Expanded to 34 hands-on labs across five days. THE CAPSTONE PROJECT RUNS FROM DAY 1 - each learner charters a real workplace process in Lab 1 and every subsequent lab adds one artifact to it; Day 5 consolidates them into an A3 storyboard and a steering committee presentation. There is no practice exam and no written or practical assessment paper - the capstone project and presentation are the assessment.</w:t>
+              <w:t>Major revision: rebuilt as a 5-day Black Belt progression from the Green Belt course (CLSSGB). DMAIC is recapped IN DEPTH and then extended with Black-Belt-only content: attribute MSA and Kappa analysis, nested and destructive gauge studies, non-normal capability and Cpk versus Ppk, multiple regression with model diagnostics and VIF, ANOVA with interaction effects, non-parametric tests, multi-vari studies, full and fractional factorial Design of Experiments with confounding and resolution, response surface methodology, Taguchi robust design, CUSUM, EWMA, short-run and multivariate SPC, change leadership and resistance management, financial benefits validation, and mentoring Green Belts. Expanded to 34 hands-on labs across five days. THE CAPSTONE PROJECT RUNS FROM DAY 1 - each learner charters a real workplace process in Lab 1 and every subsequent lab adds one artifact to it; Day 5 consolidates them into an A3 storyboard and a steering committee presentation.</w:t>
+            </w:r>
+          </w:p>
+        </w:tc>
+        <w:tc>
+          <w:tcPr>
+            <w:tcW w:type="dxa" w:w="2160"/>
+          </w:tcPr>
+          <w:p>
+            <w:r/>
+            <w:r>
+              <w:rPr>
+                <w:sz w:val="19"/>
+              </w:rPr>
+              <w:t>Dr. Alfred Ang</w:t>
+            </w:r>
+          </w:p>
+        </w:tc>
+      </w:tr>
+      <w:tr>
+        <w:tc>
+          <w:tcPr>
+            <w:tcW w:type="dxa" w:w="2160"/>
+          </w:tcPr>
+          <w:p>
+            <w:r/>
+            <w:r>
+              <w:rPr>
+                <w:sz w:val="19"/>
+              </w:rPr>
+              <w:t>3</w:t>
+            </w:r>
+          </w:p>
+        </w:tc>
+        <w:tc>
+          <w:tcPr>
+            <w:tcW w:type="dxa" w:w="2160"/>
+          </w:tcPr>
+          <w:p>
+            <w:r/>
+            <w:r>
+              <w:rPr>
+                <w:sz w:val="19"/>
+              </w:rPr>
+              <w:t>20 July 2026</w:t>
+            </w:r>
+          </w:p>
+        </w:tc>
+        <w:tc>
+          <w:tcPr>
+            <w:tcW w:type="dxa" w:w="2160"/>
+          </w:tcPr>
+          <w:p>
+            <w:r/>
+            <w:r>
+              <w:rPr>
+                <w:sz w:val="19"/>
+              </w:rPr>
+              <w:t>Corrected the assessment model to match the registered WSQ instrument: the assessment is the Written Assessment (WA) Short-Answer Questions plus the Case Study (CS), both open book. The capstone project and steering committee presentation are retained as an ADDITIONAL course deliverable on top of the WSQ assessment, not as a replacement for it. Added the online SIPOC tool (alfredang.github.io/sipoc) to the toolkit, Lab 6 and the Define slides.</w:t>
             </w:r>
           </w:p>
         </w:tc>
@@ -708,7 +766,7 @@
         </w:rPr>
         <w:t>Lab 8 — Value Stream Mapping, Takt Time and the Eight Wastes — In Depth</w:t>
         <w:tab/>
-        <w:t>21</w:t>
+        <w:t>22</w:t>
       </w:r>
     </w:p>
     <w:p>
@@ -1408,12 +1466,12 @@
     </w:p>
     <w:p>
       <w:r>
-        <w:t>This course is the deliberate step up from the Green Belt (CLSSGB, TGS-2025055775). DMAIC is recapped IN DEPTH — because a Black Belt must be able to MENTOR Green Belts through these tools, and you cannot coach what you only half-recall — and then extended with the advanced material the Green Belt course does not teach: attribute MSA and Kappa analysis, nested and destructive gauge studies, multiple regression with model diagnostics, ANOVA and interaction effects, non-parametric tests, multi-vari studies, full and fractional factorial Design of Experiments, response surface methodology, Taguchi robust design, CUSUM, EWMA and multivariate SPC, change leadership, and financial benefits validation.</w:t>
-      </w:r>
-    </w:p>
-    <w:p>
-      <w:r>
-        <w:t>YOUR CAPSTONE PROJECT RUNS FROM DAY 1. In Lab 1 you select a real process from your own workplace and charter it. Every lab thereafter adds one artifact to that same project — the measurement study, the regression model, the experiment design, the control plan. On Day 5 you consolidate those artifacts into an A3 storyboard and present and defend it to a steering committee. There is no practice exam and no written or practical assessment paper: the capstone project and presentation ARE the assessment. A worked reference scenario (Meridian Medical Devices — infusion pump assemblies across three plants) is provided throughout for learners who cannot use workplace data.</w:t>
+        <w:t>This course is the deliberate step up from the Green Belt (CLSSGB). DMAIC is recapped IN DEPTH — because a Black Belt must be able to MENTOR Green Belts through these tools, and you cannot coach what you only half-recall — and then extended with the advanced material the Green Belt course does not teach: attribute MSA and Kappa analysis, nested and destructive gauge studies, multiple regression with model diagnostics, ANOVA and interaction effects, non-parametric tests, multi-vari studies, full and fractional factorial Design of Experiments, response surface methodology, Taguchi robust design, CUSUM, EWMA and multivariate SPC, change leadership, and financial benefits validation.</w:t>
+      </w:r>
+    </w:p>
+    <w:p>
+      <w:r>
+        <w:t>YOUR CAPSTONE PROJECT RUNS FROM DAY 1. In Lab 1 you select a real process from your own workplace and charter it. Every lab thereafter adds one artifact to that same project — the measurement study, the regression model, the experiment design, the control plan. On Day 5 you consolidate those artifacts into an A3 storyboard and present and defend it to a steering committee. The capstone is an ADDITIONAL deliverable on top of the WSQ assessment (Written Assessment SAQ + Case Study), which you also sit on Day 5. A worked reference scenario (Meridian Medical Devices — infusion pump assemblies across three plants) is provided throughout for learners who cannot use workplace data.</w:t>
       </w:r>
     </w:p>
     <w:p>
@@ -1639,7 +1697,7 @@
     </w:p>
     <w:p>
       <w:r>
-        <w:t>Four browser-based tools are used during the labs. No installation or licence is required.</w:t>
+        <w:t>Five browser-based tools are used during the labs. No installation or licence is required.</w:t>
       </w:r>
     </w:p>
     <w:p>
@@ -1672,6 +1730,14 @@
       </w:pPr>
       <w:r>
         <w:t>NovaSPC — run charts, SPC charts and process capability from your own CSV: https://alfredang.github.io/novaspc/</w:t>
+      </w:r>
+    </w:p>
+    <w:p>
+      <w:pPr>
+        <w:pStyle w:val="ListBullet"/>
+      </w:pPr>
+      <w:r>
+        <w:t>SIPOC — build a SIPOC map (Suppliers, Inputs, Process, Outputs, Customers) and agree the process boundaries: https://alfredang.github.io/sipoc/</w:t>
       </w:r>
     </w:p>
     <w:p>
@@ -3359,7 +3425,17 @@
         <w:t xml:space="preserve">2.  </w:t>
       </w:r>
       <w:r>
-        <w:t>Build the SIPOC for your capstone process at five to seven high-level steps. Agree the first and last step explicitly — that IS your scope.</w:t>
+        <w:t>Open the online SIPOC tool and build the SIPOC for your capstone process at five to seven high-level steps. Agree the first and last step explicitly — that IS your scope.</w:t>
+      </w:r>
+    </w:p>
+    <w:p>
+      <w:r>
+        <w:rPr>
+          <w:rFonts w:ascii="Consolas" w:hAnsi="Consolas"/>
+          <w:color w:val="0B3060"/>
+          <w:sz w:val="19"/>
+        </w:rPr>
+        <w:t>https://alfredang.github.io/sipoc/</w:t>
       </w:r>
     </w:p>
     <w:p>
@@ -12339,7 +12415,7 @@
         <w:pStyle w:val="ListBullet"/>
       </w:pPr>
       <w:r>
-        <w:t>Capstone Project Report — the consolidated DMAIC storyboard built across Days 1-4 (K1, K2).</w:t>
+        <w:t>Written Assessment (WA) — Short-Answer Questions (SAQ), 2 questions, 1 hour, open book (K1, K2).</w:t>
       </w:r>
     </w:p>
     <w:p>
@@ -12347,7 +12423,7 @@
         <w:pStyle w:val="ListBullet"/>
       </w:pPr>
       <w:r>
-        <w:t>Capstone Presentation — a 15-minute steering committee presentation and defence (A1-A5).</w:t>
+        <w:t>Case Study (CS) — an applied DMAIC case study, 90 minutes, open book (A1-A5).</w:t>
       </w:r>
     </w:p>
     <w:p>
@@ -12355,7 +12431,7 @@
         <w:pStyle w:val="ListBullet"/>
       </w:pPr>
       <w:r>
-        <w:t>There is NO practice exam and NO written or practical assessment paper in this course.</w:t>
+        <w:t>Capstone Project &amp; Presentation — an ADDITIONAL course deliverable on top of the WSQ assessment: the consolidated DMAIC storyboard built across Labs 1-30, presented and defended to a steering committee on Day 5.</w:t>
       </w:r>
     </w:p>
     <w:p>
@@ -12363,7 +12439,23 @@
         <w:pStyle w:val="ListBullet"/>
       </w:pPr>
       <w:r>
-        <w:t>Your capstone IS the assessment — it is built from the artifacts you produce in Labs 1 to 30.</w:t>
+        <w:t>The WSQ assessment is the Written Assessment (SAQ) plus the Case Study (CS) — both open book.</w:t>
+      </w:r>
+    </w:p>
+    <w:p>
+      <w:pPr>
+        <w:pStyle w:val="ListBullet"/>
+      </w:pPr>
+      <w:r>
+        <w:t>Your capstone is ADDITIONAL to the WSQ papers; it is built from the artifacts of Labs 1 to 30.</w:t>
+      </w:r>
+    </w:p>
+    <w:p>
+      <w:pPr>
+        <w:pStyle w:val="ListBullet"/>
+      </w:pPr>
+      <w:r>
+        <w:t>Revise by re-working your own lab outputs — they cover every tool the papers can ask about.</w:t>
       </w:r>
     </w:p>
     <w:p>
